--- a/docs/INFORME-SOCIOLOGO-por-sector.docx
+++ b/docs/INFORME-SOCIOLOGO-por-sector.docx
@@ -948,6 +948,94 @@
     </w:p>
     <w:p>
       <w:pPr>
+        <w:pStyle w:val="Heading3"/>
+        <w:spacing w:before="180" w:after="80"/>
+      </w:pPr>
+      <w:r>
+        <w:rPr>
+          <w:b/>
+          <w:color w:val="1F4E79"/>
+          <w:sz w:val="24"/>
+        </w:rPr>
+        <w:t>Tamaño de los Predios</w:t>
+      </w:r>
+    </w:p>
+    <w:p>
+      <w:pPr>
+        <w:jc w:val="center"/>
+      </w:pPr>
+      <w:r>
+        <w:drawing>
+          <wp:inline xmlns:a="http://schemas.openxmlformats.org/drawingml/2006/main" xmlns:pic="http://schemas.openxmlformats.org/drawingml/2006/picture">
+            <wp:extent cx="5760000" cy="2743955"/>
+            <wp:docPr id="12" name="Picture 12"/>
+            <wp:cNvGraphicFramePr>
+              <a:graphicFrameLocks noChangeAspect="1"/>
+            </wp:cNvGraphicFramePr>
+            <a:graphic>
+              <a:graphicData uri="http://schemas.openxmlformats.org/drawingml/2006/picture">
+                <pic:pic>
+                  <pic:nvPicPr>
+                    <pic:cNvPr id="0" name="sistema-tamanos.png"/>
+                    <pic:cNvPicPr/>
+                  </pic:nvPicPr>
+                  <pic:blipFill>
+                    <a:blip r:embed="rId20"/>
+                    <a:stretch>
+                      <a:fillRect/>
+                    </a:stretch>
+                  </pic:blipFill>
+                  <pic:spPr>
+                    <a:xfrm>
+                      <a:off x="0" y="0"/>
+                      <a:ext cx="5760000" cy="2743955"/>
+                    </a:xfrm>
+                    <a:prstGeom prst="rect"/>
+                  </pic:spPr>
+                </pic:pic>
+              </a:graphicData>
+            </a:graphic>
+          </wp:inline>
+        </w:drawing>
+      </w:r>
+    </w:p>
+    <w:p>
+      <w:pPr>
+        <w:jc w:val="center"/>
+      </w:pPr>
+      <w:r>
+        <w:rPr>
+          <w:i/>
+          <w:color w:val="595959"/>
+          <w:sz w:val="17"/>
+        </w:rPr>
+        <w:t>Tamaño de los Predios</w:t>
+      </w:r>
+    </w:p>
+    <w:p>
+      <w:pPr>
+        <w:jc w:val="both"/>
+      </w:pPr>
+      <w:r>
+        <w:rPr>
+          <w:i/>
+        </w:rPr>
+        <w:t>Los predios catastrales del corte por rango de superficie. Se cuenta por PREDIO, no por ficha: los predios familiares tienen varias fichas y contarlos por ficha multiplicaría los tramos grandes. La superficie es la del catastro municipal.</w:t>
+      </w:r>
+    </w:p>
+    <w:p>
+      <w:pPr>
+        <w:jc w:val="both"/>
+      </w:pPr>
+      <w:r>
+        <w:rPr>
+          <w:i/>
+        </w:rPr>
+        <w:t>5,987 predios con superficie en el catastro. El detalle a nivel de sistema, con la comparación entre contar por predio y por ficha, está en el reporte «Terrenos por rango de superficie».</w:t>
+      </w:r>
+    </w:p>
+    <w:p>
+      <w:pPr>
         <w:pStyle w:val="Heading2"/>
         <w:spacing w:before="240" w:after="80"/>
       </w:pPr>
@@ -968,7 +1056,7 @@
         <w:drawing>
           <wp:inline xmlns:a="http://schemas.openxmlformats.org/drawingml/2006/main" xmlns:pic="http://schemas.openxmlformats.org/drawingml/2006/picture">
             <wp:extent cx="5760000" cy="4981622"/>
-            <wp:docPr id="12" name="Picture 12"/>
+            <wp:docPr id="13" name="Picture 13"/>
             <wp:cNvGraphicFramePr>
               <a:graphicFrameLocks noChangeAspect="1"/>
             </wp:cNvGraphicFramePr>
@@ -980,7 +1068,7 @@
                     <pic:cNvPicPr/>
                   </pic:nvPicPr>
                   <pic:blipFill>
-                    <a:blip r:embed="rId20"/>
+                    <a:blip r:embed="rId21"/>
                     <a:stretch>
                       <a:fillRect/>
                     </a:stretch>
@@ -1050,7 +1138,7 @@
         <w:drawing>
           <wp:inline xmlns:a="http://schemas.openxmlformats.org/drawingml/2006/main" xmlns:pic="http://schemas.openxmlformats.org/drawingml/2006/picture">
             <wp:extent cx="5760000" cy="6445471"/>
-            <wp:docPr id="13" name="Picture 13"/>
+            <wp:docPr id="14" name="Picture 14"/>
             <wp:cNvGraphicFramePr>
               <a:graphicFrameLocks noChangeAspect="1"/>
             </wp:cNvGraphicFramePr>
@@ -1062,7 +1150,7 @@
                     <pic:cNvPicPr/>
                   </pic:nvPicPr>
                   <pic:blipFill>
-                    <a:blip r:embed="rId21"/>
+                    <a:blip r:embed="rId22"/>
                     <a:stretch>
                       <a:fillRect/>
                     </a:stretch>
@@ -1127,7 +1215,7 @@
         <w:drawing>
           <wp:inline xmlns:a="http://schemas.openxmlformats.org/drawingml/2006/main" xmlns:pic="http://schemas.openxmlformats.org/drawingml/2006/picture">
             <wp:extent cx="5760000" cy="2509714"/>
-            <wp:docPr id="14" name="Picture 14"/>
+            <wp:docPr id="15" name="Picture 15"/>
             <wp:cNvGraphicFramePr>
               <a:graphicFrameLocks noChangeAspect="1"/>
             </wp:cNvGraphicFramePr>
@@ -1139,7 +1227,7 @@
                     <pic:cNvPicPr/>
                   </pic:nvPicPr>
                   <pic:blipFill>
-                    <a:blip r:embed="rId22"/>
+                    <a:blip r:embed="rId23"/>
                     <a:stretch>
                       <a:fillRect/>
                     </a:stretch>
@@ -1204,7 +1292,7 @@
         <w:drawing>
           <wp:inline xmlns:a="http://schemas.openxmlformats.org/drawingml/2006/main" xmlns:pic="http://schemas.openxmlformats.org/drawingml/2006/picture">
             <wp:extent cx="5760000" cy="4005111"/>
-            <wp:docPr id="15" name="Picture 15"/>
+            <wp:docPr id="16" name="Picture 16"/>
             <wp:cNvGraphicFramePr>
               <a:graphicFrameLocks noChangeAspect="1"/>
             </wp:cNvGraphicFramePr>
@@ -1216,7 +1304,7 @@
                     <pic:cNvPicPr/>
                   </pic:nvPicPr>
                   <pic:blipFill>
-                    <a:blip r:embed="rId23"/>
+                    <a:blip r:embed="rId24"/>
                     <a:stretch>
                       <a:fillRect/>
                     </a:stretch>
@@ -1281,7 +1369,7 @@
         <w:drawing>
           <wp:inline xmlns:a="http://schemas.openxmlformats.org/drawingml/2006/main" xmlns:pic="http://schemas.openxmlformats.org/drawingml/2006/picture">
             <wp:extent cx="5760000" cy="2693560"/>
-            <wp:docPr id="16" name="Picture 16"/>
+            <wp:docPr id="17" name="Picture 17"/>
             <wp:cNvGraphicFramePr>
               <a:graphicFrameLocks noChangeAspect="1"/>
             </wp:cNvGraphicFramePr>
@@ -1293,7 +1381,7 @@
                     <pic:cNvPicPr/>
                   </pic:nvPicPr>
                   <pic:blipFill>
-                    <a:blip r:embed="rId24"/>
+                    <a:blip r:embed="rId25"/>
                     <a:stretch>
                       <a:fillRect/>
                     </a:stretch>
@@ -1358,7 +1446,7 @@
         <w:drawing>
           <wp:inline xmlns:a="http://schemas.openxmlformats.org/drawingml/2006/main" xmlns:pic="http://schemas.openxmlformats.org/drawingml/2006/picture">
             <wp:extent cx="5760000" cy="3998034"/>
-            <wp:docPr id="17" name="Picture 17"/>
+            <wp:docPr id="18" name="Picture 18"/>
             <wp:cNvGraphicFramePr>
               <a:graphicFrameLocks noChangeAspect="1"/>
             </wp:cNvGraphicFramePr>
@@ -1370,7 +1458,7 @@
                     <pic:cNvPicPr/>
                   </pic:nvPicPr>
                   <pic:blipFill>
-                    <a:blip r:embed="rId25"/>
+                    <a:blip r:embed="rId26"/>
                     <a:stretch>
                       <a:fillRect/>
                     </a:stretch>
@@ -1435,7 +1523,7 @@
         <w:drawing>
           <wp:inline xmlns:a="http://schemas.openxmlformats.org/drawingml/2006/main" xmlns:pic="http://schemas.openxmlformats.org/drawingml/2006/picture">
             <wp:extent cx="5760000" cy="2726492"/>
-            <wp:docPr id="18" name="Picture 18"/>
+            <wp:docPr id="19" name="Picture 19"/>
             <wp:cNvGraphicFramePr>
               <a:graphicFrameLocks noChangeAspect="1"/>
             </wp:cNvGraphicFramePr>
@@ -1447,7 +1535,7 @@
                     <pic:cNvPicPr/>
                   </pic:nvPicPr>
                   <pic:blipFill>
-                    <a:blip r:embed="rId26"/>
+                    <a:blip r:embed="rId27"/>
                     <a:stretch>
                       <a:fillRect/>
                     </a:stretch>
@@ -1512,7 +1600,7 @@
         <w:drawing>
           <wp:inline xmlns:a="http://schemas.openxmlformats.org/drawingml/2006/main" xmlns:pic="http://schemas.openxmlformats.org/drawingml/2006/picture">
             <wp:extent cx="5760000" cy="6377504"/>
-            <wp:docPr id="19" name="Picture 19"/>
+            <wp:docPr id="20" name="Picture 20"/>
             <wp:cNvGraphicFramePr>
               <a:graphicFrameLocks noChangeAspect="1"/>
             </wp:cNvGraphicFramePr>
@@ -1524,7 +1612,7 @@
                     <pic:cNvPicPr/>
                   </pic:nvPicPr>
                   <pic:blipFill>
-                    <a:blip r:embed="rId27"/>
+                    <a:blip r:embed="rId28"/>
                     <a:stretch>
                       <a:fillRect/>
                     </a:stretch>
@@ -1589,7 +1677,7 @@
         <w:drawing>
           <wp:inline xmlns:a="http://schemas.openxmlformats.org/drawingml/2006/main" xmlns:pic="http://schemas.openxmlformats.org/drawingml/2006/picture">
             <wp:extent cx="5760000" cy="2688256"/>
-            <wp:docPr id="20" name="Picture 20"/>
+            <wp:docPr id="21" name="Picture 21"/>
             <wp:cNvGraphicFramePr>
               <a:graphicFrameLocks noChangeAspect="1"/>
             </wp:cNvGraphicFramePr>
@@ -1601,7 +1689,7 @@
                     <pic:cNvPicPr/>
                   </pic:nvPicPr>
                   <pic:blipFill>
-                    <a:blip r:embed="rId28"/>
+                    <a:blip r:embed="rId29"/>
                     <a:stretch>
                       <a:fillRect/>
                     </a:stretch>
@@ -1666,7 +1754,7 @@
         <w:drawing>
           <wp:inline xmlns:a="http://schemas.openxmlformats.org/drawingml/2006/main" xmlns:pic="http://schemas.openxmlformats.org/drawingml/2006/picture">
             <wp:extent cx="5760000" cy="2644898"/>
-            <wp:docPr id="21" name="Picture 21"/>
+            <wp:docPr id="22" name="Picture 22"/>
             <wp:cNvGraphicFramePr>
               <a:graphicFrameLocks noChangeAspect="1"/>
             </wp:cNvGraphicFramePr>
@@ -1678,7 +1766,7 @@
                     <pic:cNvPicPr/>
                   </pic:nvPicPr>
                   <pic:blipFill>
-                    <a:blip r:embed="rId29"/>
+                    <a:blip r:embed="rId30"/>
                     <a:stretch>
                       <a:fillRect/>
                     </a:stretch>
@@ -1743,7 +1831,7 @@
         <w:drawing>
           <wp:inline xmlns:a="http://schemas.openxmlformats.org/drawingml/2006/main" xmlns:pic="http://schemas.openxmlformats.org/drawingml/2006/picture">
             <wp:extent cx="5760000" cy="3990958"/>
-            <wp:docPr id="22" name="Picture 22"/>
+            <wp:docPr id="23" name="Picture 23"/>
             <wp:cNvGraphicFramePr>
               <a:graphicFrameLocks noChangeAspect="1"/>
             </wp:cNvGraphicFramePr>
@@ -1755,7 +1843,7 @@
                     <pic:cNvPicPr/>
                   </pic:nvPicPr>
                   <pic:blipFill>
-                    <a:blip r:embed="rId30"/>
+                    <a:blip r:embed="rId31"/>
                     <a:stretch>
                       <a:fillRect/>
                     </a:stretch>
@@ -1800,6 +1888,94 @@
     </w:p>
     <w:p>
       <w:pPr>
+        <w:pStyle w:val="Heading3"/>
+        <w:spacing w:before="180" w:after="80"/>
+      </w:pPr>
+      <w:r>
+        <w:rPr>
+          <w:b/>
+          <w:color w:val="1F4E79"/>
+          <w:sz w:val="24"/>
+        </w:rPr>
+        <w:t>Tamaño de los Predios</w:t>
+      </w:r>
+    </w:p>
+    <w:p>
+      <w:pPr>
+        <w:jc w:val="center"/>
+      </w:pPr>
+      <w:r>
+        <w:drawing>
+          <wp:inline xmlns:a="http://schemas.openxmlformats.org/drawingml/2006/main" xmlns:pic="http://schemas.openxmlformats.org/drawingml/2006/picture">
+            <wp:extent cx="5760000" cy="2720000"/>
+            <wp:docPr id="24" name="Picture 24"/>
+            <wp:cNvGraphicFramePr>
+              <a:graphicFrameLocks noChangeAspect="1"/>
+            </wp:cNvGraphicFramePr>
+            <a:graphic>
+              <a:graphicData uri="http://schemas.openxmlformats.org/drawingml/2006/picture">
+                <pic:pic>
+                  <pic:nvPicPr>
+                    <pic:cNvPr id="0" name="sector-1-tamanos.png"/>
+                    <pic:cNvPicPr/>
+                  </pic:nvPicPr>
+                  <pic:blipFill>
+                    <a:blip r:embed="rId32"/>
+                    <a:stretch>
+                      <a:fillRect/>
+                    </a:stretch>
+                  </pic:blipFill>
+                  <pic:spPr>
+                    <a:xfrm>
+                      <a:off x="0" y="0"/>
+                      <a:ext cx="5760000" cy="2720000"/>
+                    </a:xfrm>
+                    <a:prstGeom prst="rect"/>
+                  </pic:spPr>
+                </pic:pic>
+              </a:graphicData>
+            </a:graphic>
+          </wp:inline>
+        </w:drawing>
+      </w:r>
+    </w:p>
+    <w:p>
+      <w:pPr>
+        <w:jc w:val="center"/>
+      </w:pPr>
+      <w:r>
+        <w:rPr>
+          <w:i/>
+          <w:color w:val="595959"/>
+          <w:sz w:val="17"/>
+        </w:rPr>
+        <w:t>Tamaño de los Predios</w:t>
+      </w:r>
+    </w:p>
+    <w:p>
+      <w:pPr>
+        <w:jc w:val="both"/>
+      </w:pPr>
+      <w:r>
+        <w:rPr>
+          <w:i/>
+        </w:rPr>
+        <w:t>Los predios catastrales del corte por rango de superficie. Se cuenta por PREDIO, no por ficha: los predios familiares tienen varias fichas y contarlos por ficha multiplicaría los tramos grandes. La superficie es la del catastro municipal.</w:t>
+      </w:r>
+    </w:p>
+    <w:p>
+      <w:pPr>
+        <w:jc w:val="both"/>
+      </w:pPr>
+      <w:r>
+        <w:rPr>
+          <w:i/>
+        </w:rPr>
+        <w:t>3,094 predios con superficie en el catastro. El detalle a nivel de sistema, con la comparación entre contar por predio y por ficha, está en el reporte «Terrenos por rango de superficie».</w:t>
+      </w:r>
+    </w:p>
+    <w:p>
+      <w:pPr>
         <w:pStyle w:val="Heading2"/>
         <w:spacing w:before="240" w:after="80"/>
       </w:pPr>
@@ -1820,7 +1996,7 @@
         <w:drawing>
           <wp:inline xmlns:a="http://schemas.openxmlformats.org/drawingml/2006/main" xmlns:pic="http://schemas.openxmlformats.org/drawingml/2006/picture">
             <wp:extent cx="5760000" cy="4981622"/>
-            <wp:docPr id="23" name="Picture 23"/>
+            <wp:docPr id="25" name="Picture 25"/>
             <wp:cNvGraphicFramePr>
               <a:graphicFrameLocks noChangeAspect="1"/>
             </wp:cNvGraphicFramePr>
@@ -1832,7 +2008,7 @@
                     <pic:cNvPicPr/>
                   </pic:nvPicPr>
                   <pic:blipFill>
-                    <a:blip r:embed="rId31"/>
+                    <a:blip r:embed="rId33"/>
                     <a:stretch>
                       <a:fillRect/>
                     </a:stretch>
@@ -1902,7 +2078,7 @@
         <w:drawing>
           <wp:inline xmlns:a="http://schemas.openxmlformats.org/drawingml/2006/main" xmlns:pic="http://schemas.openxmlformats.org/drawingml/2006/picture">
             <wp:extent cx="5760000" cy="6445471"/>
-            <wp:docPr id="24" name="Picture 24"/>
+            <wp:docPr id="26" name="Picture 26"/>
             <wp:cNvGraphicFramePr>
               <a:graphicFrameLocks noChangeAspect="1"/>
             </wp:cNvGraphicFramePr>
@@ -1914,7 +2090,7 @@
                     <pic:cNvPicPr/>
                   </pic:nvPicPr>
                   <pic:blipFill>
-                    <a:blip r:embed="rId32"/>
+                    <a:blip r:embed="rId34"/>
                     <a:stretch>
                       <a:fillRect/>
                     </a:stretch>
@@ -1979,7 +2155,7 @@
         <w:drawing>
           <wp:inline xmlns:a="http://schemas.openxmlformats.org/drawingml/2006/main" xmlns:pic="http://schemas.openxmlformats.org/drawingml/2006/picture">
             <wp:extent cx="5760000" cy="2539952"/>
-            <wp:docPr id="25" name="Picture 25"/>
+            <wp:docPr id="27" name="Picture 27"/>
             <wp:cNvGraphicFramePr>
               <a:graphicFrameLocks noChangeAspect="1"/>
             </wp:cNvGraphicFramePr>
@@ -1991,7 +2167,7 @@
                     <pic:cNvPicPr/>
                   </pic:nvPicPr>
                   <pic:blipFill>
-                    <a:blip r:embed="rId33"/>
+                    <a:blip r:embed="rId35"/>
                     <a:stretch>
                       <a:fillRect/>
                     </a:stretch>
@@ -2056,7 +2232,7 @@
         <w:drawing>
           <wp:inline xmlns:a="http://schemas.openxmlformats.org/drawingml/2006/main" xmlns:pic="http://schemas.openxmlformats.org/drawingml/2006/picture">
             <wp:extent cx="5760000" cy="4005111"/>
-            <wp:docPr id="26" name="Picture 26"/>
+            <wp:docPr id="28" name="Picture 28"/>
             <wp:cNvGraphicFramePr>
               <a:graphicFrameLocks noChangeAspect="1"/>
             </wp:cNvGraphicFramePr>
@@ -2068,7 +2244,7 @@
                     <pic:cNvPicPr/>
                   </pic:nvPicPr>
                   <pic:blipFill>
-                    <a:blip r:embed="rId34"/>
+                    <a:blip r:embed="rId36"/>
                     <a:stretch>
                       <a:fillRect/>
                     </a:stretch>
@@ -2133,7 +2309,7 @@
         <w:drawing>
           <wp:inline xmlns:a="http://schemas.openxmlformats.org/drawingml/2006/main" xmlns:pic="http://schemas.openxmlformats.org/drawingml/2006/picture">
             <wp:extent cx="5760000" cy="2693560"/>
-            <wp:docPr id="27" name="Picture 27"/>
+            <wp:docPr id="29" name="Picture 29"/>
             <wp:cNvGraphicFramePr>
               <a:graphicFrameLocks noChangeAspect="1"/>
             </wp:cNvGraphicFramePr>
@@ -2145,7 +2321,7 @@
                     <pic:cNvPicPr/>
                   </pic:nvPicPr>
                   <pic:blipFill>
-                    <a:blip r:embed="rId35"/>
+                    <a:blip r:embed="rId37"/>
                     <a:stretch>
                       <a:fillRect/>
                     </a:stretch>
@@ -2210,7 +2386,7 @@
         <w:drawing>
           <wp:inline xmlns:a="http://schemas.openxmlformats.org/drawingml/2006/main" xmlns:pic="http://schemas.openxmlformats.org/drawingml/2006/picture">
             <wp:extent cx="5760000" cy="3998034"/>
-            <wp:docPr id="28" name="Picture 28"/>
+            <wp:docPr id="30" name="Picture 30"/>
             <wp:cNvGraphicFramePr>
               <a:graphicFrameLocks noChangeAspect="1"/>
             </wp:cNvGraphicFramePr>
@@ -2222,7 +2398,7 @@
                     <pic:cNvPicPr/>
                   </pic:nvPicPr>
                   <pic:blipFill>
-                    <a:blip r:embed="rId36"/>
+                    <a:blip r:embed="rId38"/>
                     <a:stretch>
                       <a:fillRect/>
                     </a:stretch>
@@ -2287,7 +2463,7 @@
         <w:drawing>
           <wp:inline xmlns:a="http://schemas.openxmlformats.org/drawingml/2006/main" xmlns:pic="http://schemas.openxmlformats.org/drawingml/2006/picture">
             <wp:extent cx="5760000" cy="2726492"/>
-            <wp:docPr id="29" name="Picture 29"/>
+            <wp:docPr id="31" name="Picture 31"/>
             <wp:cNvGraphicFramePr>
               <a:graphicFrameLocks noChangeAspect="1"/>
             </wp:cNvGraphicFramePr>
@@ -2299,7 +2475,7 @@
                     <pic:cNvPicPr/>
                   </pic:nvPicPr>
                   <pic:blipFill>
-                    <a:blip r:embed="rId37"/>
+                    <a:blip r:embed="rId39"/>
                     <a:stretch>
                       <a:fillRect/>
                     </a:stretch>
@@ -2364,7 +2540,7 @@
         <w:drawing>
           <wp:inline xmlns:a="http://schemas.openxmlformats.org/drawingml/2006/main" xmlns:pic="http://schemas.openxmlformats.org/drawingml/2006/picture">
             <wp:extent cx="5760000" cy="6377504"/>
-            <wp:docPr id="30" name="Picture 30"/>
+            <wp:docPr id="32" name="Picture 32"/>
             <wp:cNvGraphicFramePr>
               <a:graphicFrameLocks noChangeAspect="1"/>
             </wp:cNvGraphicFramePr>
@@ -2376,7 +2552,7 @@
                     <pic:cNvPicPr/>
                   </pic:nvPicPr>
                   <pic:blipFill>
-                    <a:blip r:embed="rId38"/>
+                    <a:blip r:embed="rId40"/>
                     <a:stretch>
                       <a:fillRect/>
                     </a:stretch>
@@ -2441,7 +2617,7 @@
         <w:drawing>
           <wp:inline xmlns:a="http://schemas.openxmlformats.org/drawingml/2006/main" xmlns:pic="http://schemas.openxmlformats.org/drawingml/2006/picture">
             <wp:extent cx="5760000" cy="2688256"/>
-            <wp:docPr id="31" name="Picture 31"/>
+            <wp:docPr id="33" name="Picture 33"/>
             <wp:cNvGraphicFramePr>
               <a:graphicFrameLocks noChangeAspect="1"/>
             </wp:cNvGraphicFramePr>
@@ -2453,7 +2629,7 @@
                     <pic:cNvPicPr/>
                   </pic:nvPicPr>
                   <pic:blipFill>
-                    <a:blip r:embed="rId39"/>
+                    <a:blip r:embed="rId41"/>
                     <a:stretch>
                       <a:fillRect/>
                     </a:stretch>
@@ -2518,7 +2694,7 @@
         <w:drawing>
           <wp:inline xmlns:a="http://schemas.openxmlformats.org/drawingml/2006/main" xmlns:pic="http://schemas.openxmlformats.org/drawingml/2006/picture">
             <wp:extent cx="5760000" cy="3202824"/>
-            <wp:docPr id="32" name="Picture 32"/>
+            <wp:docPr id="34" name="Picture 34"/>
             <wp:cNvGraphicFramePr>
               <a:graphicFrameLocks noChangeAspect="1"/>
             </wp:cNvGraphicFramePr>
@@ -2530,7 +2706,7 @@
                     <pic:cNvPicPr/>
                   </pic:nvPicPr>
                   <pic:blipFill>
-                    <a:blip r:embed="rId40"/>
+                    <a:blip r:embed="rId42"/>
                     <a:stretch>
                       <a:fillRect/>
                     </a:stretch>
@@ -2595,7 +2771,7 @@
         <w:drawing>
           <wp:inline xmlns:a="http://schemas.openxmlformats.org/drawingml/2006/main" xmlns:pic="http://schemas.openxmlformats.org/drawingml/2006/picture">
             <wp:extent cx="5760000" cy="4026339"/>
-            <wp:docPr id="33" name="Picture 33"/>
+            <wp:docPr id="35" name="Picture 35"/>
             <wp:cNvGraphicFramePr>
               <a:graphicFrameLocks noChangeAspect="1"/>
             </wp:cNvGraphicFramePr>
@@ -2607,7 +2783,7 @@
                     <pic:cNvPicPr/>
                   </pic:nvPicPr>
                   <pic:blipFill>
-                    <a:blip r:embed="rId41"/>
+                    <a:blip r:embed="rId43"/>
                     <a:stretch>
                       <a:fillRect/>
                     </a:stretch>
@@ -2652,6 +2828,94 @@
     </w:p>
     <w:p>
       <w:pPr>
+        <w:pStyle w:val="Heading3"/>
+        <w:spacing w:before="180" w:after="80"/>
+      </w:pPr>
+      <w:r>
+        <w:rPr>
+          <w:b/>
+          <w:color w:val="1F4E79"/>
+          <w:sz w:val="24"/>
+        </w:rPr>
+        <w:t>Tamaño de los Predios</w:t>
+      </w:r>
+    </w:p>
+    <w:p>
+      <w:pPr>
+        <w:jc w:val="center"/>
+      </w:pPr>
+      <w:r>
+        <w:drawing>
+          <wp:inline xmlns:a="http://schemas.openxmlformats.org/drawingml/2006/main" xmlns:pic="http://schemas.openxmlformats.org/drawingml/2006/picture">
+            <wp:extent cx="5760000" cy="2713539"/>
+            <wp:docPr id="36" name="Picture 36"/>
+            <wp:cNvGraphicFramePr>
+              <a:graphicFrameLocks noChangeAspect="1"/>
+            </wp:cNvGraphicFramePr>
+            <a:graphic>
+              <a:graphicData uri="http://schemas.openxmlformats.org/drawingml/2006/picture">
+                <pic:pic>
+                  <pic:nvPicPr>
+                    <pic:cNvPr id="0" name="sector-2-tamanos.png"/>
+                    <pic:cNvPicPr/>
+                  </pic:nvPicPr>
+                  <pic:blipFill>
+                    <a:blip r:embed="rId44"/>
+                    <a:stretch>
+                      <a:fillRect/>
+                    </a:stretch>
+                  </pic:blipFill>
+                  <pic:spPr>
+                    <a:xfrm>
+                      <a:off x="0" y="0"/>
+                      <a:ext cx="5760000" cy="2713539"/>
+                    </a:xfrm>
+                    <a:prstGeom prst="rect"/>
+                  </pic:spPr>
+                </pic:pic>
+              </a:graphicData>
+            </a:graphic>
+          </wp:inline>
+        </w:drawing>
+      </w:r>
+    </w:p>
+    <w:p>
+      <w:pPr>
+        <w:jc w:val="center"/>
+      </w:pPr>
+      <w:r>
+        <w:rPr>
+          <w:i/>
+          <w:color w:val="595959"/>
+          <w:sz w:val="17"/>
+        </w:rPr>
+        <w:t>Tamaño de los Predios</w:t>
+      </w:r>
+    </w:p>
+    <w:p>
+      <w:pPr>
+        <w:jc w:val="both"/>
+      </w:pPr>
+      <w:r>
+        <w:rPr>
+          <w:i/>
+        </w:rPr>
+        <w:t>Los predios catastrales del corte por rango de superficie. Se cuenta por PREDIO, no por ficha: los predios familiares tienen varias fichas y contarlos por ficha multiplicaría los tramos grandes. La superficie es la del catastro municipal.</w:t>
+      </w:r>
+    </w:p>
+    <w:p>
+      <w:pPr>
+        <w:jc w:val="both"/>
+      </w:pPr>
+      <w:r>
+        <w:rPr>
+          <w:i/>
+        </w:rPr>
+        <w:t>1,950 predios con superficie en el catastro. El detalle a nivel de sistema, con la comparación entre contar por predio y por ficha, está en el reporte «Terrenos por rango de superficie».</w:t>
+      </w:r>
+    </w:p>
+    <w:p>
+      <w:pPr>
         <w:pStyle w:val="Heading2"/>
         <w:spacing w:before="240" w:after="80"/>
       </w:pPr>
@@ -2672,7 +2936,7 @@
         <w:drawing>
           <wp:inline xmlns:a="http://schemas.openxmlformats.org/drawingml/2006/main" xmlns:pic="http://schemas.openxmlformats.org/drawingml/2006/picture">
             <wp:extent cx="5760000" cy="4981622"/>
-            <wp:docPr id="34" name="Picture 34"/>
+            <wp:docPr id="37" name="Picture 37"/>
             <wp:cNvGraphicFramePr>
               <a:graphicFrameLocks noChangeAspect="1"/>
             </wp:cNvGraphicFramePr>
@@ -2684,7 +2948,7 @@
                     <pic:cNvPicPr/>
                   </pic:nvPicPr>
                   <pic:blipFill>
-                    <a:blip r:embed="rId42"/>
+                    <a:blip r:embed="rId45"/>
                     <a:stretch>
                       <a:fillRect/>
                     </a:stretch>
@@ -2754,7 +3018,7 @@
         <w:drawing>
           <wp:inline xmlns:a="http://schemas.openxmlformats.org/drawingml/2006/main" xmlns:pic="http://schemas.openxmlformats.org/drawingml/2006/picture">
             <wp:extent cx="5760000" cy="6445471"/>
-            <wp:docPr id="35" name="Picture 35"/>
+            <wp:docPr id="38" name="Picture 38"/>
             <wp:cNvGraphicFramePr>
               <a:graphicFrameLocks noChangeAspect="1"/>
             </wp:cNvGraphicFramePr>
@@ -2766,7 +3030,7 @@
                     <pic:cNvPicPr/>
                   </pic:nvPicPr>
                   <pic:blipFill>
-                    <a:blip r:embed="rId43"/>
+                    <a:blip r:embed="rId46"/>
                     <a:stretch>
                       <a:fillRect/>
                     </a:stretch>
@@ -2831,7 +3095,7 @@
         <w:drawing>
           <wp:inline xmlns:a="http://schemas.openxmlformats.org/drawingml/2006/main" xmlns:pic="http://schemas.openxmlformats.org/drawingml/2006/picture">
             <wp:extent cx="5760000" cy="2539952"/>
-            <wp:docPr id="36" name="Picture 36"/>
+            <wp:docPr id="39" name="Picture 39"/>
             <wp:cNvGraphicFramePr>
               <a:graphicFrameLocks noChangeAspect="1"/>
             </wp:cNvGraphicFramePr>
@@ -2843,7 +3107,7 @@
                     <pic:cNvPicPr/>
                   </pic:nvPicPr>
                   <pic:blipFill>
-                    <a:blip r:embed="rId44"/>
+                    <a:blip r:embed="rId47"/>
                     <a:stretch>
                       <a:fillRect/>
                     </a:stretch>
@@ -2919,7 +3183,7 @@
         <w:drawing>
           <wp:inline xmlns:a="http://schemas.openxmlformats.org/drawingml/2006/main" xmlns:pic="http://schemas.openxmlformats.org/drawingml/2006/picture">
             <wp:extent cx="5760000" cy="4005111"/>
-            <wp:docPr id="37" name="Picture 37"/>
+            <wp:docPr id="40" name="Picture 40"/>
             <wp:cNvGraphicFramePr>
               <a:graphicFrameLocks noChangeAspect="1"/>
             </wp:cNvGraphicFramePr>
@@ -2931,7 +3195,7 @@
                     <pic:cNvPicPr/>
                   </pic:nvPicPr>
                   <pic:blipFill>
-                    <a:blip r:embed="rId45"/>
+                    <a:blip r:embed="rId48"/>
                     <a:stretch>
                       <a:fillRect/>
                     </a:stretch>
@@ -2996,7 +3260,7 @@
         <w:drawing>
           <wp:inline xmlns:a="http://schemas.openxmlformats.org/drawingml/2006/main" xmlns:pic="http://schemas.openxmlformats.org/drawingml/2006/picture">
             <wp:extent cx="5760000" cy="2693560"/>
-            <wp:docPr id="38" name="Picture 38"/>
+            <wp:docPr id="41" name="Picture 41"/>
             <wp:cNvGraphicFramePr>
               <a:graphicFrameLocks noChangeAspect="1"/>
             </wp:cNvGraphicFramePr>
@@ -3008,7 +3272,7 @@
                     <pic:cNvPicPr/>
                   </pic:nvPicPr>
                   <pic:blipFill>
-                    <a:blip r:embed="rId46"/>
+                    <a:blip r:embed="rId49"/>
                     <a:stretch>
                       <a:fillRect/>
                     </a:stretch>
@@ -3073,7 +3337,7 @@
         <w:drawing>
           <wp:inline xmlns:a="http://schemas.openxmlformats.org/drawingml/2006/main" xmlns:pic="http://schemas.openxmlformats.org/drawingml/2006/picture">
             <wp:extent cx="5760000" cy="3998034"/>
-            <wp:docPr id="39" name="Picture 39"/>
+            <wp:docPr id="42" name="Picture 42"/>
             <wp:cNvGraphicFramePr>
               <a:graphicFrameLocks noChangeAspect="1"/>
             </wp:cNvGraphicFramePr>
@@ -3085,7 +3349,7 @@
                     <pic:cNvPicPr/>
                   </pic:nvPicPr>
                   <pic:blipFill>
-                    <a:blip r:embed="rId47"/>
+                    <a:blip r:embed="rId50"/>
                     <a:stretch>
                       <a:fillRect/>
                     </a:stretch>
@@ -3150,7 +3414,7 @@
         <w:drawing>
           <wp:inline xmlns:a="http://schemas.openxmlformats.org/drawingml/2006/main" xmlns:pic="http://schemas.openxmlformats.org/drawingml/2006/picture">
             <wp:extent cx="5760000" cy="2726492"/>
-            <wp:docPr id="40" name="Picture 40"/>
+            <wp:docPr id="43" name="Picture 43"/>
             <wp:cNvGraphicFramePr>
               <a:graphicFrameLocks noChangeAspect="1"/>
             </wp:cNvGraphicFramePr>
@@ -3162,7 +3426,7 @@
                     <pic:cNvPicPr/>
                   </pic:nvPicPr>
                   <pic:blipFill>
-                    <a:blip r:embed="rId48"/>
+                    <a:blip r:embed="rId51"/>
                     <a:stretch>
                       <a:fillRect/>
                     </a:stretch>
@@ -3227,7 +3491,7 @@
         <w:drawing>
           <wp:inline xmlns:a="http://schemas.openxmlformats.org/drawingml/2006/main" xmlns:pic="http://schemas.openxmlformats.org/drawingml/2006/picture">
             <wp:extent cx="5760000" cy="6377504"/>
-            <wp:docPr id="41" name="Picture 41"/>
+            <wp:docPr id="44" name="Picture 44"/>
             <wp:cNvGraphicFramePr>
               <a:graphicFrameLocks noChangeAspect="1"/>
             </wp:cNvGraphicFramePr>
@@ -3239,7 +3503,7 @@
                     <pic:cNvPicPr/>
                   </pic:nvPicPr>
                   <pic:blipFill>
-                    <a:blip r:embed="rId49"/>
+                    <a:blip r:embed="rId52"/>
                     <a:stretch>
                       <a:fillRect/>
                     </a:stretch>
@@ -3304,7 +3568,7 @@
         <w:drawing>
           <wp:inline xmlns:a="http://schemas.openxmlformats.org/drawingml/2006/main" xmlns:pic="http://schemas.openxmlformats.org/drawingml/2006/picture">
             <wp:extent cx="5760000" cy="2711726"/>
-            <wp:docPr id="42" name="Picture 42"/>
+            <wp:docPr id="45" name="Picture 45"/>
             <wp:cNvGraphicFramePr>
               <a:graphicFrameLocks noChangeAspect="1"/>
             </wp:cNvGraphicFramePr>
@@ -3316,7 +3580,7 @@
                     <pic:cNvPicPr/>
                   </pic:nvPicPr>
                   <pic:blipFill>
-                    <a:blip r:embed="rId50"/>
+                    <a:blip r:embed="rId53"/>
                     <a:stretch>
                       <a:fillRect/>
                     </a:stretch>
@@ -3381,7 +3645,7 @@
         <w:drawing>
           <wp:inline xmlns:a="http://schemas.openxmlformats.org/drawingml/2006/main" xmlns:pic="http://schemas.openxmlformats.org/drawingml/2006/picture">
             <wp:extent cx="5760000" cy="1832727"/>
-            <wp:docPr id="43" name="Picture 43"/>
+            <wp:docPr id="46" name="Picture 46"/>
             <wp:cNvGraphicFramePr>
               <a:graphicFrameLocks noChangeAspect="1"/>
             </wp:cNvGraphicFramePr>
@@ -3393,7 +3657,7 @@
                     <pic:cNvPicPr/>
                   </pic:nvPicPr>
                   <pic:blipFill>
-                    <a:blip r:embed="rId51"/>
+                    <a:blip r:embed="rId54"/>
                     <a:stretch>
                       <a:fillRect/>
                     </a:stretch>
@@ -3458,7 +3722,7 @@
         <w:drawing>
           <wp:inline xmlns:a="http://schemas.openxmlformats.org/drawingml/2006/main" xmlns:pic="http://schemas.openxmlformats.org/drawingml/2006/picture">
             <wp:extent cx="5760000" cy="4091685"/>
-            <wp:docPr id="44" name="Picture 44"/>
+            <wp:docPr id="47" name="Picture 47"/>
             <wp:cNvGraphicFramePr>
               <a:graphicFrameLocks noChangeAspect="1"/>
             </wp:cNvGraphicFramePr>
@@ -3470,7 +3734,7 @@
                     <pic:cNvPicPr/>
                   </pic:nvPicPr>
                   <pic:blipFill>
-                    <a:blip r:embed="rId52"/>
+                    <a:blip r:embed="rId55"/>
                     <a:stretch>
                       <a:fillRect/>
                     </a:stretch>
@@ -3511,6 +3775,94 @@
           <w:i/>
         </w:rPr>
         <w:t>Universo: todas las fichas del corte (principales + adicionales completadas). Cada ficha es un predio.</w:t>
+      </w:r>
+    </w:p>
+    <w:p>
+      <w:pPr>
+        <w:pStyle w:val="Heading3"/>
+        <w:spacing w:before="180" w:after="80"/>
+      </w:pPr>
+      <w:r>
+        <w:rPr>
+          <w:b/>
+          <w:color w:val="1F4E79"/>
+          <w:sz w:val="24"/>
+        </w:rPr>
+        <w:t>Tamaño de los Predios</w:t>
+      </w:r>
+    </w:p>
+    <w:p>
+      <w:pPr>
+        <w:jc w:val="center"/>
+      </w:pPr>
+      <w:r>
+        <w:drawing>
+          <wp:inline xmlns:a="http://schemas.openxmlformats.org/drawingml/2006/main" xmlns:pic="http://schemas.openxmlformats.org/drawingml/2006/picture">
+            <wp:extent cx="5760000" cy="2743955"/>
+            <wp:docPr id="48" name="Picture 48"/>
+            <wp:cNvGraphicFramePr>
+              <a:graphicFrameLocks noChangeAspect="1"/>
+            </wp:cNvGraphicFramePr>
+            <a:graphic>
+              <a:graphicData uri="http://schemas.openxmlformats.org/drawingml/2006/picture">
+                <pic:pic>
+                  <pic:nvPicPr>
+                    <pic:cNvPr id="0" name="sector-3-tamanos.png"/>
+                    <pic:cNvPicPr/>
+                  </pic:nvPicPr>
+                  <pic:blipFill>
+                    <a:blip r:embed="rId56"/>
+                    <a:stretch>
+                      <a:fillRect/>
+                    </a:stretch>
+                  </pic:blipFill>
+                  <pic:spPr>
+                    <a:xfrm>
+                      <a:off x="0" y="0"/>
+                      <a:ext cx="5760000" cy="2743955"/>
+                    </a:xfrm>
+                    <a:prstGeom prst="rect"/>
+                  </pic:spPr>
+                </pic:pic>
+              </a:graphicData>
+            </a:graphic>
+          </wp:inline>
+        </w:drawing>
+      </w:r>
+    </w:p>
+    <w:p>
+      <w:pPr>
+        <w:jc w:val="center"/>
+      </w:pPr>
+      <w:r>
+        <w:rPr>
+          <w:i/>
+          <w:color w:val="595959"/>
+          <w:sz w:val="17"/>
+        </w:rPr>
+        <w:t>Tamaño de los Predios</w:t>
+      </w:r>
+    </w:p>
+    <w:p>
+      <w:pPr>
+        <w:jc w:val="both"/>
+      </w:pPr>
+      <w:r>
+        <w:rPr>
+          <w:i/>
+        </w:rPr>
+        <w:t>Los predios catastrales del corte por rango de superficie. Se cuenta por PREDIO, no por ficha: los predios familiares tienen varias fichas y contarlos por ficha multiplicaría los tramos grandes. La superficie es la del catastro municipal.</w:t>
+      </w:r>
+    </w:p>
+    <w:p>
+      <w:pPr>
+        <w:jc w:val="both"/>
+      </w:pPr>
+      <w:r>
+        <w:rPr>
+          <w:i/>
+        </w:rPr>
+        <w:t>944 predios con superficie en el catastro. El detalle a nivel de sistema, con la comparación entre contar por predio y por ficha, está en el reporte «Terrenos por rango de superficie».</w:t>
       </w:r>
     </w:p>
     <w:p>

--- a/docs/INFORME-SOCIOLOGO-por-sector.docx
+++ b/docs/INFORME-SOCIOLOGO-por-sector.docx
@@ -64,7 +64,7 @@
         <w:jc w:val="both"/>
       </w:pPr>
       <w:r>
-        <w:t>Dos universos conviven en los gráficos y cada uno nombra el suyo al pie: los datos de tierra y producción salen de TODAS las fichas (cada ficha es un predio); los datos de las personas —instrucción, hijos, represa y capacitación, tenencia— salen SOLO de las fichas principales, porque las adicionales pertenecen al mismo titular y duplicarían su respuesta.</w:t>
+        <w:t>Cada gráfico nombra al pie su universo. Los datos de tierra y producción salen de todas las fichas, porque cada ficha es un predio; los datos de las personas —instrucción, hijos, represa y capacitación, tenencia— salen solo de las fichas principales, una por titular entrevistado. El inventario pecuario no incluye una explotación avícola industrial de 60.000 aves registrada en Asociación Rosalía, ajena a la producción familiar que describe este material.</w:t>
       </w:r>
     </w:p>
     <w:p>
@@ -72,7 +72,7 @@
         <w:jc w:val="both"/>
       </w:pPr>
       <w:r>
-        <w:t>Dos mediciones de superficie conviven también, y no se suman entre sí: la DECLARADA por los comuneros en la entrevista (el universo de este material) y la CATASTRAL de los polígonos municipales, que es la que usa el gráfico de uso del suelo — la misma elección del tablero web, y así lo etiqueta cada gráfico.</w:t>
+        <w:t>Dos mediciones de superficie conviven y no se suman entre sí: la declarada por los comuneros en la entrevista y la catastral de los polígonos municipales, que es la que usa el gráfico de uso del suelo. El método de riego es el promedio simple del porcentaje declarado en cada ficha; la tenencia se cuenta sobre fichas principales.</w:t>
       </w:r>
     </w:p>
     <w:p>
@@ -154,7 +154,7 @@
         <w:jc w:val="both"/>
       </w:pPr>
       <w:r>
-        <w:t>El sistema agrupa 50 comunidades con 6,830 fichas catastrales (4,307 principales y 2,523 adicionales). Los comuneros declaran 7,992.90 hectáreas, de las cuales 6,175.06 (77.3 %) con riego; la medición catastral de sus comunidades es de 8,093.34 hectáreas. El caudal del sistema es de 950.16 l/s: 733.51 l/s que reciben las comunidades (moda por comunidad, nunca suma de fichas) más 216.65 l/s de tomas individuales.</w:t>
+        <w:t>El sistema agrupa 50 comunidades con 6,830 fichas catastrales (4,307 principales y 2,523 adicionales). Los comuneros declaran 7,992.90 hectáreas, de las cuales 6,175.06 (77.3 %) con riego; la medición catastral de sus comunidades es de 8,093.34 hectáreas. El caudal del sistema es de 950.16 l/s: 733.51 l/s que reciben las comunidades (un caudal por comunidad) más 216.65 l/s de tomas individuales.</w:t>
       </w:r>
     </w:p>
     <w:p>
@@ -239,7 +239,7 @@
         <w:rPr>
           <w:i/>
         </w:rPr>
-        <w:t>Medición catastral de las 50 comunidades de todo el sistema: riego ajustado y resto del polígono, cada predio contado una sola vez (fuente única superficie_por_comunidad.json). La superficie declarada por los comuneros es otra medición del mismo territorio y se cita en la lectura del sector; las dos familias no se suman entre sí.</w:t>
+        <w:t>Medición catastral de las 50 comunidades de todo el sistema: 8,093.34 ha, cada predio contado una sola vez.</w:t>
       </w:r>
     </w:p>
     <w:p>
@@ -316,18 +316,7 @@
         <w:rPr>
           <w:i/>
         </w:rPr>
-        <w:t>Universo: todas las fichas del corte (principales + adicionales completadas). Cada ficha es un predio. Las cinco especies con más cabezas, tal como las registró el técnico.</w:t>
-      </w:r>
-    </w:p>
-    <w:p>
-      <w:pPr>
-        <w:jc w:val="both"/>
-      </w:pPr>
-      <w:r>
-        <w:rPr>
-          <w:i/>
-        </w:rPr>
-        <w:t>Se excluyen 60,000 aves de la granja avícola de Asociación Rosalía (registros de 10.000 aves por titular sobre el mismo predio, pendiente de terceros del proyecto); el tablero web no aplica esta exclusión.</w:t>
+        <w:t>Todas las fichas del corte (cada ficha es un predio). 6,830 fichas. Las cinco especies con más cabezas. No incluye la explotación avícola industrial de 60,000 aves de Asociación Rosalía.</w:t>
       </w:r>
     </w:p>
     <w:p>
@@ -404,7 +393,7 @@
         <w:rPr>
           <w:i/>
         </w:rPr>
-        <w:t>Universo: todas las fichas del corte (principales + adicionales completadas). Cada ficha es un predio. Registros de cultivo que declaran cada destino; un mismo cultivo puede declarar varios, así que las barras no suman el total de registros.</w:t>
+        <w:t>Todas las fichas del corte (cada ficha es un predio). 6,830 fichas. Registros de cultivo por destino; un cultivo puede declarar más de uno.</w:t>
       </w:r>
     </w:p>
     <w:p>
@@ -481,7 +470,7 @@
         <w:rPr>
           <w:i/>
         </w:rPr>
-        <w:t>Universo: fichas principales (una por titular entrevistado; las adicionales duplicarían su respuesta). 4,101 de 4,307 titulares entrevistados con el dato registrado.</w:t>
+        <w:t>Fichas principales (una por titular entrevistado). 4,101 de 4,307 con el dato.</w:t>
       </w:r>
     </w:p>
     <w:p>
@@ -558,7 +547,7 @@
         <w:rPr>
           <w:i/>
         </w:rPr>
-        <w:t>Universo: fichas principales (una por titular entrevistado; las adicionales duplicarían su respuesta). 12,434 hijos declarados por 3,568 familias · promedio 3,5 por familia</w:t>
+        <w:t>Fichas principales (una por titular entrevistado). 12,434 hijos en 3,568 familias, 3.5 por familia.</w:t>
       </w:r>
     </w:p>
     <w:p>
@@ -635,7 +624,7 @@
         <w:rPr>
           <w:i/>
         </w:rPr>
-        <w:t>Universo: fichas principales (una por titular entrevistado; las adicionales duplicarían su respuesta). Verde Sí, rojo No; solo se cuentan las fichas con respuesta.</w:t>
+        <w:t>Fichas principales (una por titular entrevistado). 4,307 fichas. Verde Sí, rojo No.</w:t>
       </w:r>
     </w:p>
     <w:p>
@@ -712,7 +701,7 @@
         <w:rPr>
           <w:i/>
         </w:rPr>
-        <w:t>Promedio simple del porcentaje declarado en cada ficha, sobre todas las fichas del corte —incluidas las que no declaran método—, redondeado a enteros: es la misma cifra del tablero web. Por el redondeo, la suma puede no dar 100.</w:t>
+        <w:t>Todas las fichas del corte (cada ficha es un predio). 6,830 fichas. Promedio simple del porcentaje declarado en cada ficha, redondeado a enteros.</w:t>
       </w:r>
     </w:p>
     <w:p>
@@ -789,7 +778,7 @@
         <w:rPr>
           <w:i/>
         </w:rPr>
-        <w:t>Universo: todas las fichas del corte (principales + adicionales completadas). Cada ficha es un predio. Número de registros de cultivo, no superficie: los doce más registrados de 13,617 registros del corte.</w:t>
+        <w:t>Todas las fichas del corte (cada ficha es un predio). 6,830 fichas. Los doce cultivos con más registros, de 13,617.</w:t>
       </w:r>
     </w:p>
     <w:p>
@@ -866,7 +855,7 @@
         <w:rPr>
           <w:i/>
         </w:rPr>
-        <w:t>Universo: fichas principales (una por titular entrevistado; las adicionales duplicarían su respuesta). El tablero web cuenta aquí todas las fichas (las adicionales heredan la tenencia del titular), por lo que sus cifras son mayores; en este informe manda la regla del proyecto: los datos de las personas salen solo de las fichas principales.</w:t>
+        <w:t>Fichas principales (una por titular entrevistado). 4,307 fichas.</w:t>
       </w:r>
     </w:p>
     <w:p>
@@ -943,7 +932,7 @@
         <w:rPr>
           <w:i/>
         </w:rPr>
-        <w:t>Universo: todas las fichas del corte (principales + adicionales completadas). Cada ficha es un predio.</w:t>
+        <w:t>Todas las fichas del corte (cada ficha es un predio). 6,830 fichas.</w:t>
       </w:r>
     </w:p>
     <w:p>
@@ -1020,18 +1009,7 @@
         <w:rPr>
           <w:i/>
         </w:rPr>
-        <w:t>Los predios catastrales del corte por rango de superficie. Se cuenta por PREDIO, no por ficha: los predios familiares tienen varias fichas y contarlos por ficha multiplicaría los tramos grandes. La superficie es la del catastro municipal.</w:t>
-      </w:r>
-    </w:p>
-    <w:p>
-      <w:pPr>
-        <w:jc w:val="both"/>
-      </w:pPr>
-      <w:r>
-        <w:rPr>
-          <w:i/>
-        </w:rPr>
-        <w:t>5,987 predios con superficie en el catastro. El detalle a nivel de sistema, con la comparación entre contar por predio y por ficha, está en el reporte «Terrenos por rango de superficie».</w:t>
+        <w:t>5,987 predios catastrales, cada uno contado una sola vez; superficie del catastro municipal.</w:t>
       </w:r>
     </w:p>
     <w:p>
@@ -1105,7 +1083,7 @@
         <w:jc w:val="both"/>
       </w:pPr>
       <w:r>
-        <w:t>Sector 1 agrupa 22 comunidades con 3,410 fichas catastrales (1,790 principales y 1,620 adicionales). Los comuneros declaran 3,331.73 hectáreas, de las cuales 2,792.11 (83.8 %) con riego; la medición catastral de sus comunidades es de 3,296.68 hectáreas. Sus comunidades reciben 335.2 l/s (moda por comunidad, nunca suma de fichas; los caudales heredados se muestran en el informe por comunidad y no se suman).</w:t>
+        <w:t>Sector 1 agrupa 22 comunidades con 3,410 fichas catastrales (1,790 principales y 1,620 adicionales). Los comuneros declaran 3,331.73 hectáreas, de las cuales 2,792.11 (83.8 %) con riego; la medición catastral de sus comunidades es de 3,296.68 hectáreas. Sus comunidades reciben 335.2 l/s, un caudal por comunidad.</w:t>
       </w:r>
     </w:p>
     <w:p>
@@ -1190,7 +1168,7 @@
         <w:rPr>
           <w:i/>
         </w:rPr>
-        <w:t>Medición catastral de las 22 comunidades de Sector 1: riego ajustado y resto del polígono, cada predio contado una sola vez (fuente única superficie_por_comunidad.json). La superficie declarada por los comuneros es otra medición del mismo territorio y se cita en la lectura del sector; las dos familias no se suman entre sí.</w:t>
+        <w:t>Medición catastral de las 22 comunidades de Sector 1: 3,296.68 ha, cada predio contado una sola vez.</w:t>
       </w:r>
     </w:p>
     <w:p>
@@ -1267,7 +1245,7 @@
         <w:rPr>
           <w:i/>
         </w:rPr>
-        <w:t>Universo: todas las fichas del corte (principales + adicionales completadas). Cada ficha es un predio. Las cinco especies con más cabezas, tal como las registró el técnico.</w:t>
+        <w:t>Todas las fichas del corte (cada ficha es un predio). 3,410 fichas. Las cinco especies con más cabezas.</w:t>
       </w:r>
     </w:p>
     <w:p>
@@ -1344,7 +1322,7 @@
         <w:rPr>
           <w:i/>
         </w:rPr>
-        <w:t>Universo: todas las fichas del corte (principales + adicionales completadas). Cada ficha es un predio. Registros de cultivo que declaran cada destino; un mismo cultivo puede declarar varios, así que las barras no suman el total de registros.</w:t>
+        <w:t>Todas las fichas del corte (cada ficha es un predio). 3,410 fichas. Registros de cultivo por destino; un cultivo puede declarar más de uno.</w:t>
       </w:r>
     </w:p>
     <w:p>
@@ -1421,7 +1399,7 @@
         <w:rPr>
           <w:i/>
         </w:rPr>
-        <w:t>Universo: fichas principales (una por titular entrevistado; las adicionales duplicarían su respuesta). 1,759 de 1,790 titulares entrevistados con el dato registrado.</w:t>
+        <w:t>Fichas principales (una por titular entrevistado). 1,759 de 1,790 con el dato.</w:t>
       </w:r>
     </w:p>
     <w:p>
@@ -1498,7 +1476,7 @@
         <w:rPr>
           <w:i/>
         </w:rPr>
-        <w:t>Universo: fichas principales (una por titular entrevistado; las adicionales duplicarían su respuesta). 5,845 hijos declarados por 1,653 familias · promedio 3,5 por familia</w:t>
+        <w:t>Fichas principales (una por titular entrevistado). 5,845 hijos en 1,653 familias, 3.5 por familia.</w:t>
       </w:r>
     </w:p>
     <w:p>
@@ -1575,7 +1553,7 @@
         <w:rPr>
           <w:i/>
         </w:rPr>
-        <w:t>Universo: fichas principales (una por titular entrevistado; las adicionales duplicarían su respuesta). Verde Sí, rojo No; solo se cuentan las fichas con respuesta.</w:t>
+        <w:t>Fichas principales (una por titular entrevistado). 1,790 fichas. Verde Sí, rojo No.</w:t>
       </w:r>
     </w:p>
     <w:p>
@@ -1652,7 +1630,7 @@
         <w:rPr>
           <w:i/>
         </w:rPr>
-        <w:t>Promedio simple del porcentaje declarado en cada ficha, sobre todas las fichas del corte —incluidas las que no declaran método—, redondeado a enteros: es la misma cifra del tablero web. Por el redondeo, la suma puede no dar 100.</w:t>
+        <w:t>Todas las fichas del corte (cada ficha es un predio). 3,410 fichas. Promedio simple del porcentaje declarado en cada ficha, redondeado a enteros.</w:t>
       </w:r>
     </w:p>
     <w:p>
@@ -1729,7 +1707,7 @@
         <w:rPr>
           <w:i/>
         </w:rPr>
-        <w:t>Universo: todas las fichas del corte (principales + adicionales completadas). Cada ficha es un predio. Número de registros de cultivo, no superficie: los doce más registrados de 6,977 registros del corte.</w:t>
+        <w:t>Todas las fichas del corte (cada ficha es un predio). 3,410 fichas. Los doce cultivos con más registros, de 6,977.</w:t>
       </w:r>
     </w:p>
     <w:p>
@@ -1806,7 +1784,7 @@
         <w:rPr>
           <w:i/>
         </w:rPr>
-        <w:t>Universo: fichas principales (una por titular entrevistado; las adicionales duplicarían su respuesta). El tablero web cuenta aquí todas las fichas (las adicionales heredan la tenencia del titular), por lo que sus cifras son mayores; en este informe manda la regla del proyecto: los datos de las personas salen solo de las fichas principales.</w:t>
+        <w:t>Fichas principales (una por titular entrevistado). 1,790 fichas.</w:t>
       </w:r>
     </w:p>
     <w:p>
@@ -1883,7 +1861,7 @@
         <w:rPr>
           <w:i/>
         </w:rPr>
-        <w:t>Universo: todas las fichas del corte (principales + adicionales completadas). Cada ficha es un predio.</w:t>
+        <w:t>Todas las fichas del corte (cada ficha es un predio). 3,410 fichas.</w:t>
       </w:r>
     </w:p>
     <w:p>
@@ -1960,18 +1938,7 @@
         <w:rPr>
           <w:i/>
         </w:rPr>
-        <w:t>Los predios catastrales del corte por rango de superficie. Se cuenta por PREDIO, no por ficha: los predios familiares tienen varias fichas y contarlos por ficha multiplicaría los tramos grandes. La superficie es la del catastro municipal.</w:t>
-      </w:r>
-    </w:p>
-    <w:p>
-      <w:pPr>
-        <w:jc w:val="both"/>
-      </w:pPr>
-      <w:r>
-        <w:rPr>
-          <w:i/>
-        </w:rPr>
-        <w:t>3,094 predios con superficie en el catastro. El detalle a nivel de sistema, con la comparación entre contar por predio y por ficha, está en el reporte «Terrenos por rango de superficie».</w:t>
+        <w:t>3,094 predios catastrales, cada uno contado una sola vez; superficie del catastro municipal.</w:t>
       </w:r>
     </w:p>
     <w:p>
@@ -2045,7 +2012,7 @@
         <w:jc w:val="both"/>
       </w:pPr>
       <w:r>
-        <w:t>Sector 2 agrupa 13 comunidades con 2,244 fichas catastrales (1,728 principales y 516 adicionales). Los comuneros declaran 2,258.23 hectáreas, de las cuales 1,788.92 (79.2 %) con riego; la medición catastral de sus comunidades es de 2,297.55 hectáreas. Sus comunidades reciben 183.1 l/s (moda por comunidad, nunca suma de fichas; los caudales heredados se muestran en el informe por comunidad y no se suman).</w:t>
+        <w:t>Sector 2 agrupa 13 comunidades con 2,244 fichas catastrales (1,728 principales y 516 adicionales). Los comuneros declaran 2,258.23 hectáreas, de las cuales 1,788.92 (79.2 %) con riego; la medición catastral de sus comunidades es de 2,297.55 hectáreas. Sus comunidades reciben 183.1 l/s, un caudal por comunidad.</w:t>
       </w:r>
     </w:p>
     <w:p>
@@ -2130,7 +2097,7 @@
         <w:rPr>
           <w:i/>
         </w:rPr>
-        <w:t>Medición catastral de las 13 comunidades de Sector 2: riego ajustado y resto del polígono, cada predio contado una sola vez (fuente única superficie_por_comunidad.json). La superficie declarada por los comuneros es otra medición del mismo territorio y se cita en la lectura del sector; las dos familias no se suman entre sí.</w:t>
+        <w:t>Medición catastral de las 13 comunidades de Sector 2: 2,297.55 ha, cada predio contado una sola vez.</w:t>
       </w:r>
     </w:p>
     <w:p>
@@ -2207,7 +2174,7 @@
         <w:rPr>
           <w:i/>
         </w:rPr>
-        <w:t>Universo: todas las fichas del corte (principales + adicionales completadas). Cada ficha es un predio. Las cinco especies con más cabezas, tal como las registró el técnico.</w:t>
+        <w:t>Todas las fichas del corte (cada ficha es un predio). 2,244 fichas. Las cinco especies con más cabezas.</w:t>
       </w:r>
     </w:p>
     <w:p>
@@ -2284,7 +2251,7 @@
         <w:rPr>
           <w:i/>
         </w:rPr>
-        <w:t>Universo: todas las fichas del corte (principales + adicionales completadas). Cada ficha es un predio. Registros de cultivo que declaran cada destino; un mismo cultivo puede declarar varios, así que las barras no suman el total de registros.</w:t>
+        <w:t>Todas las fichas del corte (cada ficha es un predio). 2,244 fichas. Registros de cultivo por destino; un cultivo puede declarar más de uno.</w:t>
       </w:r>
     </w:p>
     <w:p>
@@ -2361,7 +2328,7 @@
         <w:rPr>
           <w:i/>
         </w:rPr>
-        <w:t>Universo: fichas principales (una por titular entrevistado; las adicionales duplicarían su respuesta). 1,563 de 1,728 titulares entrevistados con el dato registrado.</w:t>
+        <w:t>Fichas principales (una por titular entrevistado). 1,563 de 1,728 con el dato.</w:t>
       </w:r>
     </w:p>
     <w:p>
@@ -2438,7 +2405,7 @@
         <w:rPr>
           <w:i/>
         </w:rPr>
-        <w:t>Universo: fichas principales (una por titular entrevistado; las adicionales duplicarían su respuesta). 3,963 hijos declarados por 1,173 familias · promedio 3,4 por familia</w:t>
+        <w:t>Fichas principales (una por titular entrevistado). 3,963 hijos en 1,173 familias, 3.4 por familia.</w:t>
       </w:r>
     </w:p>
     <w:p>
@@ -2515,7 +2482,7 @@
         <w:rPr>
           <w:i/>
         </w:rPr>
-        <w:t>Universo: fichas principales (una por titular entrevistado; las adicionales duplicarían su respuesta). Verde Sí, rojo No; solo se cuentan las fichas con respuesta.</w:t>
+        <w:t>Fichas principales (una por titular entrevistado). 1,728 fichas. Verde Sí, rojo No.</w:t>
       </w:r>
     </w:p>
     <w:p>
@@ -2592,7 +2559,7 @@
         <w:rPr>
           <w:i/>
         </w:rPr>
-        <w:t>Promedio simple del porcentaje declarado en cada ficha, sobre todas las fichas del corte —incluidas las que no declaran método—, redondeado a enteros: es la misma cifra del tablero web. Por el redondeo, la suma puede no dar 100.</w:t>
+        <w:t>Todas las fichas del corte (cada ficha es un predio). 2,244 fichas. Promedio simple del porcentaje declarado en cada ficha, redondeado a enteros.</w:t>
       </w:r>
     </w:p>
     <w:p>
@@ -2669,7 +2636,7 @@
         <w:rPr>
           <w:i/>
         </w:rPr>
-        <w:t>Universo: todas las fichas del corte (principales + adicionales completadas). Cada ficha es un predio. Número de registros de cultivo, no superficie: los doce más registrados de 4,504 registros del corte.</w:t>
+        <w:t>Todas las fichas del corte (cada ficha es un predio). 2,244 fichas. Los doce cultivos con más registros, de 4,504.</w:t>
       </w:r>
     </w:p>
     <w:p>
@@ -2746,7 +2713,7 @@
         <w:rPr>
           <w:i/>
         </w:rPr>
-        <w:t>Universo: fichas principales (una por titular entrevistado; las adicionales duplicarían su respuesta). El tablero web cuenta aquí todas las fichas (las adicionales heredan la tenencia del titular), por lo que sus cifras son mayores; en este informe manda la regla del proyecto: los datos de las personas salen solo de las fichas principales.</w:t>
+        <w:t>Fichas principales (una por titular entrevistado). 1,728 fichas.</w:t>
       </w:r>
     </w:p>
     <w:p>
@@ -2823,7 +2790,7 @@
         <w:rPr>
           <w:i/>
         </w:rPr>
-        <w:t>Universo: todas las fichas del corte (principales + adicionales completadas). Cada ficha es un predio.</w:t>
+        <w:t>Todas las fichas del corte (cada ficha es un predio). 2,244 fichas.</w:t>
       </w:r>
     </w:p>
     <w:p>
@@ -2900,18 +2867,7 @@
         <w:rPr>
           <w:i/>
         </w:rPr>
-        <w:t>Los predios catastrales del corte por rango de superficie. Se cuenta por PREDIO, no por ficha: los predios familiares tienen varias fichas y contarlos por ficha multiplicaría los tramos grandes. La superficie es la del catastro municipal.</w:t>
-      </w:r>
-    </w:p>
-    <w:p>
-      <w:pPr>
-        <w:jc w:val="both"/>
-      </w:pPr>
-      <w:r>
-        <w:rPr>
-          <w:i/>
-        </w:rPr>
-        <w:t>1,950 predios con superficie en el catastro. El detalle a nivel de sistema, con la comparación entre contar por predio y por ficha, está en el reporte «Terrenos por rango de superficie».</w:t>
+        <w:t>1,950 predios catastrales, cada uno contado una sola vez; superficie del catastro municipal.</w:t>
       </w:r>
     </w:p>
     <w:p>
@@ -2985,7 +2941,7 @@
         <w:jc w:val="both"/>
       </w:pPr>
       <w:r>
-        <w:t>Sector 3 agrupa 15 comunidades con 1,176 fichas catastrales (789 principales y 387 adicionales). Los comuneros declaran 2,402.94 hectáreas, de las cuales 1,594.03 (66.3 %) con riego; la medición catastral de sus comunidades es de 2,499.12 hectáreas. Sus comunidades reciben 215.3 l/s (moda por comunidad, nunca suma de fichas; los caudales heredados se muestran en el informe por comunidad y no se suman).</w:t>
+        <w:t>Sector 3 agrupa 15 comunidades con 1,176 fichas catastrales (789 principales y 387 adicionales). Los comuneros declaran 2,402.94 hectáreas, de las cuales 1,594.03 (66.3 %) con riego; la medición catastral de sus comunidades es de 2,499.12 hectáreas. Sus comunidades reciben 215.3 l/s, un caudal por comunidad.</w:t>
       </w:r>
     </w:p>
     <w:p>
@@ -3070,7 +3026,7 @@
         <w:rPr>
           <w:i/>
         </w:rPr>
-        <w:t>Medición catastral de las 15 comunidades de Sector 3: riego ajustado y resto del polígono, cada predio contado una sola vez (fuente única superficie_por_comunidad.json). La superficie declarada por los comuneros es otra medición del mismo territorio y se cita en la lectura del sector; las dos familias no se suman entre sí.</w:t>
+        <w:t>Medición catastral de las 15 comunidades de Sector 3: 2,499.12 ha, cada predio contado una sola vez.</w:t>
       </w:r>
     </w:p>
     <w:p>
@@ -3147,18 +3103,7 @@
         <w:rPr>
           <w:i/>
         </w:rPr>
-        <w:t>Universo: todas las fichas del corte (principales + adicionales completadas). Cada ficha es un predio. Las cinco especies con más cabezas, tal como las registró el técnico.</w:t>
-      </w:r>
-    </w:p>
-    <w:p>
-      <w:pPr>
-        <w:jc w:val="both"/>
-      </w:pPr>
-      <w:r>
-        <w:rPr>
-          <w:i/>
-        </w:rPr>
-        <w:t>Se excluyen 60,000 aves de la granja avícola de Asociación Rosalía (registros de 10.000 aves por titular sobre el mismo predio, pendiente de terceros del proyecto); el tablero web no aplica esta exclusión.</w:t>
+        <w:t>Todas las fichas del corte (cada ficha es un predio). 1,176 fichas. Las cinco especies con más cabezas. No incluye la explotación avícola industrial de 60,000 aves de Asociación Rosalía.</w:t>
       </w:r>
     </w:p>
     <w:p>
@@ -3235,7 +3180,7 @@
         <w:rPr>
           <w:i/>
         </w:rPr>
-        <w:t>Universo: todas las fichas del corte (principales + adicionales completadas). Cada ficha es un predio. Registros de cultivo que declaran cada destino; un mismo cultivo puede declarar varios, así que las barras no suman el total de registros.</w:t>
+        <w:t>Todas las fichas del corte (cada ficha es un predio). 1,176 fichas. Registros de cultivo por destino; un cultivo puede declarar más de uno.</w:t>
       </w:r>
     </w:p>
     <w:p>
@@ -3312,7 +3257,7 @@
         <w:rPr>
           <w:i/>
         </w:rPr>
-        <w:t>Universo: fichas principales (una por titular entrevistado; las adicionales duplicarían su respuesta). 779 de 789 titulares entrevistados con el dato registrado.</w:t>
+        <w:t>Fichas principales (una por titular entrevistado). 779 de 789 con el dato.</w:t>
       </w:r>
     </w:p>
     <w:p>
@@ -3389,7 +3334,7 @@
         <w:rPr>
           <w:i/>
         </w:rPr>
-        <w:t>Universo: fichas principales (una por titular entrevistado; las adicionales duplicarían su respuesta). 2,626 hijos declarados por 742 familias · promedio 3,5 por familia</w:t>
+        <w:t>Fichas principales (una por titular entrevistado). 2,626 hijos en 742 familias, 3.5 por familia.</w:t>
       </w:r>
     </w:p>
     <w:p>
@@ -3466,7 +3411,7 @@
         <w:rPr>
           <w:i/>
         </w:rPr>
-        <w:t>Universo: fichas principales (una por titular entrevistado; las adicionales duplicarían su respuesta). Verde Sí, rojo No; solo se cuentan las fichas con respuesta.</w:t>
+        <w:t>Fichas principales (una por titular entrevistado). 789 fichas. Verde Sí, rojo No.</w:t>
       </w:r>
     </w:p>
     <w:p>
@@ -3543,7 +3488,7 @@
         <w:rPr>
           <w:i/>
         </w:rPr>
-        <w:t>Promedio simple del porcentaje declarado en cada ficha, sobre todas las fichas del corte —incluidas las que no declaran método—, redondeado a enteros: es la misma cifra del tablero web. Por el redondeo, la suma puede no dar 100.</w:t>
+        <w:t>Todas las fichas del corte (cada ficha es un predio). 1,176 fichas. Promedio simple del porcentaje declarado en cada ficha, redondeado a enteros.</w:t>
       </w:r>
     </w:p>
     <w:p>
@@ -3620,7 +3565,7 @@
         <w:rPr>
           <w:i/>
         </w:rPr>
-        <w:t>Universo: todas las fichas del corte (principales + adicionales completadas). Cada ficha es un predio. Número de registros de cultivo, no superficie: los doce más registrados de 2,136 registros del corte.</w:t>
+        <w:t>Todas las fichas del corte (cada ficha es un predio). 1,176 fichas. Los doce cultivos con más registros, de 2,136.</w:t>
       </w:r>
     </w:p>
     <w:p>
@@ -3697,7 +3642,7 @@
         <w:rPr>
           <w:i/>
         </w:rPr>
-        <w:t>Universo: fichas principales (una por titular entrevistado; las adicionales duplicarían su respuesta). El tablero web cuenta aquí todas las fichas (las adicionales heredan la tenencia del titular), por lo que sus cifras son mayores; en este informe manda la regla del proyecto: los datos de las personas salen solo de las fichas principales.</w:t>
+        <w:t>Fichas principales (una por titular entrevistado). 789 fichas.</w:t>
       </w:r>
     </w:p>
     <w:p>
@@ -3774,7 +3719,7 @@
         <w:rPr>
           <w:i/>
         </w:rPr>
-        <w:t>Universo: todas las fichas del corte (principales + adicionales completadas). Cada ficha es un predio.</w:t>
+        <w:t>Todas las fichas del corte (cada ficha es un predio). 1,176 fichas.</w:t>
       </w:r>
     </w:p>
     <w:p>
@@ -3851,18 +3796,7 @@
         <w:rPr>
           <w:i/>
         </w:rPr>
-        <w:t>Los predios catastrales del corte por rango de superficie. Se cuenta por PREDIO, no por ficha: los predios familiares tienen varias fichas y contarlos por ficha multiplicaría los tramos grandes. La superficie es la del catastro municipal.</w:t>
-      </w:r>
-    </w:p>
-    <w:p>
-      <w:pPr>
-        <w:jc w:val="both"/>
-      </w:pPr>
-      <w:r>
-        <w:rPr>
-          <w:i/>
-        </w:rPr>
-        <w:t>944 predios con superficie en el catastro. El detalle a nivel de sistema, con la comparación entre contar por predio y por ficha, está en el reporte «Terrenos por rango de superficie».</w:t>
+        <w:t>944 predios catastrales, cada uno contado una sola vez; superficie del catastro municipal.</w:t>
       </w:r>
     </w:p>
     <w:p>

--- a/docs/INFORME-SOCIOLOGO-por-sector.docx
+++ b/docs/INFORME-SOCIOLOGO-por-sector.docx
@@ -154,7 +154,7 @@
         <w:jc w:val="both"/>
       </w:pPr>
       <w:r>
-        <w:t>El sistema agrupa 50 comunidades con 6,830 fichas catastrales (4,307 principales y 2,523 adicionales). Los comuneros declaran 7,992.90 hectáreas, de las cuales 6,175.06 (77.3 %) con riego; la medición catastral de sus comunidades es de 8,093.34 hectáreas. El caudal del sistema es de 950.16 l/s: 733.51 l/s que reciben las comunidades (un caudal por comunidad) más 216.65 l/s de tomas individuales.</w:t>
+        <w:t>El sistema agrupa 50 comunidades con 6.830 fichas catastrales (4.307 principales y 2.523 adicionales). Los comuneros declaran 7.992,90 hectáreas, de las cuales 6.175,06 (77,3 %) con riego; la medición catastral de sus comunidades es de 8.093,34 hectáreas. El caudal del sistema es de 950,16 l/s: 733,51 l/s que reciben las comunidades (un caudal por comunidad) más 216,65 l/s de tomas individuales.</w:t>
       </w:r>
     </w:p>
     <w:p>
@@ -162,7 +162,7 @@
         <w:jc w:val="both"/>
       </w:pPr>
       <w:r>
-        <w:t>En producción, el cultivo más registrado es Pasto no mejorado y la especie pecuaria con más cabezas, Cuyes / Conejos. Entre los titulares entrevistados predomina la instrucción primaria; 3,607 conocen el proyecto de la represa y 525 no.</w:t>
+        <w:t>En producción, el cultivo más registrado es Pasto no mejorado y la especie pecuaria con más cabezas, Cuyes / Conejos. Entre los titulares entrevistados predomina la instrucción primaria; 3.607 conocen el proyecto de la represa y 525 no.</w:t>
       </w:r>
     </w:p>
     <w:p>
@@ -239,7 +239,7 @@
         <w:rPr>
           <w:i/>
         </w:rPr>
-        <w:t>Medición catastral de las 50 comunidades de todo el sistema: 8,093.34 ha, cada predio contado una sola vez.</w:t>
+        <w:t>Medición catastral de las 50 comunidades de todo el sistema: 8.093,34 ha, cada predio contado una sola vez.</w:t>
       </w:r>
     </w:p>
     <w:p>
@@ -316,7 +316,7 @@
         <w:rPr>
           <w:i/>
         </w:rPr>
-        <w:t>Todas las fichas del corte (cada ficha es un predio). 6,830 fichas. Las cinco especies con más cabezas. No incluye la explotación avícola industrial de 60,000 aves de Asociación Rosalía.</w:t>
+        <w:t>Todas las fichas del corte (cada ficha es un predio). 6.830 fichas. Las cinco especies con más cabezas. No incluye la explotación avícola industrial de 60.000 aves de Asociación Rosalía.</w:t>
       </w:r>
     </w:p>
     <w:p>
@@ -393,7 +393,7 @@
         <w:rPr>
           <w:i/>
         </w:rPr>
-        <w:t>Todas las fichas del corte (cada ficha es un predio). 6,830 fichas. Registros de cultivo por destino; un cultivo puede declarar más de uno.</w:t>
+        <w:t>Todas las fichas del corte (cada ficha es un predio). 6.830 fichas. Registros de cultivo por destino; un cultivo puede declarar más de uno.</w:t>
       </w:r>
     </w:p>
     <w:p>
@@ -470,7 +470,7 @@
         <w:rPr>
           <w:i/>
         </w:rPr>
-        <w:t>Fichas principales (una por titular entrevistado). 4,101 de 4,307 con el dato.</w:t>
+        <w:t>Fichas principales (una por titular entrevistado). 4.101 de 4.307 con el dato.</w:t>
       </w:r>
     </w:p>
     <w:p>
@@ -547,7 +547,7 @@
         <w:rPr>
           <w:i/>
         </w:rPr>
-        <w:t>Fichas principales (una por titular entrevistado). 12,434 hijos en 3,568 familias, 3.5 por familia.</w:t>
+        <w:t>Fichas principales (una por titular entrevistado). 12.434 hijos en 3.568 familias, 3,5 por familia.</w:t>
       </w:r>
     </w:p>
     <w:p>
@@ -624,7 +624,7 @@
         <w:rPr>
           <w:i/>
         </w:rPr>
-        <w:t>Fichas principales (una por titular entrevistado). 4,307 fichas. Verde Sí, rojo No.</w:t>
+        <w:t>Fichas principales (una por titular entrevistado). 4.307 fichas. Verde Sí, rojo No.</w:t>
       </w:r>
     </w:p>
     <w:p>
@@ -701,7 +701,7 @@
         <w:rPr>
           <w:i/>
         </w:rPr>
-        <w:t>Todas las fichas del corte (cada ficha es un predio). 6,830 fichas. Promedio simple del porcentaje declarado en cada ficha, redondeado a enteros.</w:t>
+        <w:t>Todas las fichas del corte (cada ficha es un predio). 6.830 fichas. Promedio simple del porcentaje declarado en cada ficha, redondeado a enteros.</w:t>
       </w:r>
     </w:p>
     <w:p>
@@ -778,7 +778,7 @@
         <w:rPr>
           <w:i/>
         </w:rPr>
-        <w:t>Todas las fichas del corte (cada ficha es un predio). 6,830 fichas. Los doce cultivos con más registros, de 13,617.</w:t>
+        <w:t>Todas las fichas del corte (cada ficha es un predio). 6.830 fichas. Los doce cultivos con más registros, de 13.617.</w:t>
       </w:r>
     </w:p>
     <w:p>
@@ -855,7 +855,7 @@
         <w:rPr>
           <w:i/>
         </w:rPr>
-        <w:t>Fichas principales (una por titular entrevistado). 4,307 fichas.</w:t>
+        <w:t>Fichas principales (una por titular entrevistado). 4.307 fichas.</w:t>
       </w:r>
     </w:p>
     <w:p>
@@ -932,7 +932,7 @@
         <w:rPr>
           <w:i/>
         </w:rPr>
-        <w:t>Todas las fichas del corte (cada ficha es un predio). 6,830 fichas.</w:t>
+        <w:t>Todas las fichas del corte (cada ficha es un predio). 6.830 fichas.</w:t>
       </w:r>
     </w:p>
     <w:p>
@@ -1009,7 +1009,7 @@
         <w:rPr>
           <w:i/>
         </w:rPr>
-        <w:t>5,987 predios catastrales, cada uno contado una sola vez; superficie del catastro municipal.</w:t>
+        <w:t>5.987 predios catastrales, cada uno contado una sola vez; superficie del catastro municipal.</w:t>
       </w:r>
     </w:p>
     <w:p>
@@ -1083,7 +1083,7 @@
         <w:jc w:val="both"/>
       </w:pPr>
       <w:r>
-        <w:t>Sector 1 agrupa 22 comunidades con 3,410 fichas catastrales (1,790 principales y 1,620 adicionales). Los comuneros declaran 3,331.73 hectáreas, de las cuales 2,792.11 (83.8 %) con riego; la medición catastral de sus comunidades es de 3,296.68 hectáreas. Sus comunidades reciben 335.2 l/s, un caudal por comunidad.</w:t>
+        <w:t>Sector 1 agrupa 22 comunidades con 3.410 fichas catastrales (1.790 principales y 1.620 adicionales). Los comuneros declaran 3.331,73 hectáreas, de las cuales 2.792,11 (83,8 %) con riego; la medición catastral de sus comunidades es de 3.296,68 hectáreas. Sus comunidades reciben 335,2 l/s, un caudal por comunidad.</w:t>
       </w:r>
     </w:p>
     <w:p>
@@ -1091,7 +1091,7 @@
         <w:jc w:val="both"/>
       </w:pPr>
       <w:r>
-        <w:t>En producción, el cultivo más registrado es Pasto no mejorado y la especie pecuaria con más cabezas, Cuyes / Conejos. Entre los titulares entrevistados predomina la instrucción primaria; 1,545 conocen el proyecto de la represa y 217 no.</w:t>
+        <w:t>En producción, el cultivo más registrado es Pasto no mejorado y la especie pecuaria con más cabezas, Cuyes / Conejos. Entre los titulares entrevistados predomina la instrucción primaria; 1.545 conocen el proyecto de la represa y 217 no.</w:t>
       </w:r>
     </w:p>
     <w:p>
@@ -1168,7 +1168,7 @@
         <w:rPr>
           <w:i/>
         </w:rPr>
-        <w:t>Medición catastral de las 22 comunidades de Sector 1: 3,296.68 ha, cada predio contado una sola vez.</w:t>
+        <w:t>Medición catastral de las 22 comunidades de Sector 1: 3.296,68 ha, cada predio contado una sola vez.</w:t>
       </w:r>
     </w:p>
     <w:p>
@@ -1245,7 +1245,7 @@
         <w:rPr>
           <w:i/>
         </w:rPr>
-        <w:t>Todas las fichas del corte (cada ficha es un predio). 3,410 fichas. Las cinco especies con más cabezas.</w:t>
+        <w:t>Todas las fichas del corte (cada ficha es un predio). 3.410 fichas. Las cinco especies con más cabezas.</w:t>
       </w:r>
     </w:p>
     <w:p>
@@ -1322,7 +1322,7 @@
         <w:rPr>
           <w:i/>
         </w:rPr>
-        <w:t>Todas las fichas del corte (cada ficha es un predio). 3,410 fichas. Registros de cultivo por destino; un cultivo puede declarar más de uno.</w:t>
+        <w:t>Todas las fichas del corte (cada ficha es un predio). 3.410 fichas. Registros de cultivo por destino; un cultivo puede declarar más de uno.</w:t>
       </w:r>
     </w:p>
     <w:p>
@@ -1399,7 +1399,7 @@
         <w:rPr>
           <w:i/>
         </w:rPr>
-        <w:t>Fichas principales (una por titular entrevistado). 1,759 de 1,790 con el dato.</w:t>
+        <w:t>Fichas principales (una por titular entrevistado). 1.759 de 1.790 con el dato.</w:t>
       </w:r>
     </w:p>
     <w:p>
@@ -1476,7 +1476,7 @@
         <w:rPr>
           <w:i/>
         </w:rPr>
-        <w:t>Fichas principales (una por titular entrevistado). 5,845 hijos en 1,653 familias, 3.5 por familia.</w:t>
+        <w:t>Fichas principales (una por titular entrevistado). 5.845 hijos en 1.653 familias, 3,5 por familia.</w:t>
       </w:r>
     </w:p>
     <w:p>
@@ -1553,7 +1553,7 @@
         <w:rPr>
           <w:i/>
         </w:rPr>
-        <w:t>Fichas principales (una por titular entrevistado). 1,790 fichas. Verde Sí, rojo No.</w:t>
+        <w:t>Fichas principales (una por titular entrevistado). 1.790 fichas. Verde Sí, rojo No.</w:t>
       </w:r>
     </w:p>
     <w:p>
@@ -1630,7 +1630,7 @@
         <w:rPr>
           <w:i/>
         </w:rPr>
-        <w:t>Todas las fichas del corte (cada ficha es un predio). 3,410 fichas. Promedio simple del porcentaje declarado en cada ficha, redondeado a enteros.</w:t>
+        <w:t>Todas las fichas del corte (cada ficha es un predio). 3.410 fichas. Promedio simple del porcentaje declarado en cada ficha, redondeado a enteros.</w:t>
       </w:r>
     </w:p>
     <w:p>
@@ -1707,7 +1707,7 @@
         <w:rPr>
           <w:i/>
         </w:rPr>
-        <w:t>Todas las fichas del corte (cada ficha es un predio). 3,410 fichas. Los doce cultivos con más registros, de 6,977.</w:t>
+        <w:t>Todas las fichas del corte (cada ficha es un predio). 3.410 fichas. Los doce cultivos con más registros, de 6.977.</w:t>
       </w:r>
     </w:p>
     <w:p>
@@ -1784,7 +1784,7 @@
         <w:rPr>
           <w:i/>
         </w:rPr>
-        <w:t>Fichas principales (una por titular entrevistado). 1,790 fichas.</w:t>
+        <w:t>Fichas principales (una por titular entrevistado). 1.790 fichas.</w:t>
       </w:r>
     </w:p>
     <w:p>
@@ -1861,7 +1861,7 @@
         <w:rPr>
           <w:i/>
         </w:rPr>
-        <w:t>Todas las fichas del corte (cada ficha es un predio). 3,410 fichas.</w:t>
+        <w:t>Todas las fichas del corte (cada ficha es un predio). 3.410 fichas.</w:t>
       </w:r>
     </w:p>
     <w:p>
@@ -1938,7 +1938,7 @@
         <w:rPr>
           <w:i/>
         </w:rPr>
-        <w:t>3,094 predios catastrales, cada uno contado una sola vez; superficie del catastro municipal.</w:t>
+        <w:t>3.094 predios catastrales, cada uno contado una sola vez; superficie del catastro municipal.</w:t>
       </w:r>
     </w:p>
     <w:p>
@@ -2012,7 +2012,7 @@
         <w:jc w:val="both"/>
       </w:pPr>
       <w:r>
-        <w:t>Sector 2 agrupa 13 comunidades con 2,244 fichas catastrales (1,728 principales y 516 adicionales). Los comuneros declaran 2,258.23 hectáreas, de las cuales 1,788.92 (79.2 %) con riego; la medición catastral de sus comunidades es de 2,297.55 hectáreas. Sus comunidades reciben 183.1 l/s, un caudal por comunidad.</w:t>
+        <w:t>Sector 2 agrupa 13 comunidades con 2.244 fichas catastrales (1.728 principales y 516 adicionales). Los comuneros declaran 2.258,23 hectáreas, de las cuales 1.788,92 (79,2 %) con riego; la medición catastral de sus comunidades es de 2.297,55 hectáreas. Sus comunidades reciben 183,1 l/s, un caudal por comunidad.</w:t>
       </w:r>
     </w:p>
     <w:p>
@@ -2020,7 +2020,7 @@
         <w:jc w:val="both"/>
       </w:pPr>
       <w:r>
-        <w:t>En producción, el cultivo más registrado es Pasto no mejorado y la especie pecuaria con más cabezas, Cuyes / Conejos. Entre los titulares entrevistados predomina la instrucción primaria; 1,451 conocen el proyecto de la represa y 185 no.</w:t>
+        <w:t>En producción, el cultivo más registrado es Pasto no mejorado y la especie pecuaria con más cabezas, Cuyes / Conejos. Entre los titulares entrevistados predomina la instrucción primaria; 1.451 conocen el proyecto de la represa y 185 no.</w:t>
       </w:r>
     </w:p>
     <w:p>
@@ -2097,7 +2097,7 @@
         <w:rPr>
           <w:i/>
         </w:rPr>
-        <w:t>Medición catastral de las 13 comunidades de Sector 2: 2,297.55 ha, cada predio contado una sola vez.</w:t>
+        <w:t>Medición catastral de las 13 comunidades de Sector 2: 2.297,55 ha, cada predio contado una sola vez.</w:t>
       </w:r>
     </w:p>
     <w:p>
@@ -2174,7 +2174,7 @@
         <w:rPr>
           <w:i/>
         </w:rPr>
-        <w:t>Todas las fichas del corte (cada ficha es un predio). 2,244 fichas. Las cinco especies con más cabezas.</w:t>
+        <w:t>Todas las fichas del corte (cada ficha es un predio). 2.244 fichas. Las cinco especies con más cabezas.</w:t>
       </w:r>
     </w:p>
     <w:p>
@@ -2251,7 +2251,7 @@
         <w:rPr>
           <w:i/>
         </w:rPr>
-        <w:t>Todas las fichas del corte (cada ficha es un predio). 2,244 fichas. Registros de cultivo por destino; un cultivo puede declarar más de uno.</w:t>
+        <w:t>Todas las fichas del corte (cada ficha es un predio). 2.244 fichas. Registros de cultivo por destino; un cultivo puede declarar más de uno.</w:t>
       </w:r>
     </w:p>
     <w:p>
@@ -2328,7 +2328,7 @@
         <w:rPr>
           <w:i/>
         </w:rPr>
-        <w:t>Fichas principales (una por titular entrevistado). 1,563 de 1,728 con el dato.</w:t>
+        <w:t>Fichas principales (una por titular entrevistado). 1.563 de 1.728 con el dato.</w:t>
       </w:r>
     </w:p>
     <w:p>
@@ -2405,7 +2405,7 @@
         <w:rPr>
           <w:i/>
         </w:rPr>
-        <w:t>Fichas principales (una por titular entrevistado). 3,963 hijos en 1,173 familias, 3.4 por familia.</w:t>
+        <w:t>Fichas principales (una por titular entrevistado). 3.963 hijos en 1.173 familias, 3,4 por familia.</w:t>
       </w:r>
     </w:p>
     <w:p>
@@ -2482,7 +2482,7 @@
         <w:rPr>
           <w:i/>
         </w:rPr>
-        <w:t>Fichas principales (una por titular entrevistado). 1,728 fichas. Verde Sí, rojo No.</w:t>
+        <w:t>Fichas principales (una por titular entrevistado). 1.728 fichas. Verde Sí, rojo No.</w:t>
       </w:r>
     </w:p>
     <w:p>
@@ -2559,7 +2559,7 @@
         <w:rPr>
           <w:i/>
         </w:rPr>
-        <w:t>Todas las fichas del corte (cada ficha es un predio). 2,244 fichas. Promedio simple del porcentaje declarado en cada ficha, redondeado a enteros.</w:t>
+        <w:t>Todas las fichas del corte (cada ficha es un predio). 2.244 fichas. Promedio simple del porcentaje declarado en cada ficha, redondeado a enteros.</w:t>
       </w:r>
     </w:p>
     <w:p>
@@ -2636,7 +2636,7 @@
         <w:rPr>
           <w:i/>
         </w:rPr>
-        <w:t>Todas las fichas del corte (cada ficha es un predio). 2,244 fichas. Los doce cultivos con más registros, de 4,504.</w:t>
+        <w:t>Todas las fichas del corte (cada ficha es un predio). 2.244 fichas. Los doce cultivos con más registros, de 4.504.</w:t>
       </w:r>
     </w:p>
     <w:p>
@@ -2713,7 +2713,7 @@
         <w:rPr>
           <w:i/>
         </w:rPr>
-        <w:t>Fichas principales (una por titular entrevistado). 1,728 fichas.</w:t>
+        <w:t>Fichas principales (una por titular entrevistado). 1.728 fichas.</w:t>
       </w:r>
     </w:p>
     <w:p>
@@ -2790,7 +2790,7 @@
         <w:rPr>
           <w:i/>
         </w:rPr>
-        <w:t>Todas las fichas del corte (cada ficha es un predio). 2,244 fichas.</w:t>
+        <w:t>Todas las fichas del corte (cada ficha es un predio). 2.244 fichas.</w:t>
       </w:r>
     </w:p>
     <w:p>
@@ -2867,7 +2867,7 @@
         <w:rPr>
           <w:i/>
         </w:rPr>
-        <w:t>1,950 predios catastrales, cada uno contado una sola vez; superficie del catastro municipal.</w:t>
+        <w:t>1.950 predios catastrales, cada uno contado una sola vez; superficie del catastro municipal.</w:t>
       </w:r>
     </w:p>
     <w:p>
@@ -2941,7 +2941,7 @@
         <w:jc w:val="both"/>
       </w:pPr>
       <w:r>
-        <w:t>Sector 3 agrupa 15 comunidades con 1,176 fichas catastrales (789 principales y 387 adicionales). Los comuneros declaran 2,402.94 hectáreas, de las cuales 1,594.03 (66.3 %) con riego; la medición catastral de sus comunidades es de 2,499.12 hectáreas. Sus comunidades reciben 215.3 l/s, un caudal por comunidad.</w:t>
+        <w:t>Sector 3 agrupa 15 comunidades con 1.176 fichas catastrales (789 principales y 387 adicionales). Los comuneros declaran 2.402,94 hectáreas, de las cuales 1.594,03 (66,3 %) con riego; la medición catastral de sus comunidades es de 2.499,12 hectáreas. Sus comunidades reciben 215,3 l/s, un caudal por comunidad.</w:t>
       </w:r>
     </w:p>
     <w:p>
@@ -3026,7 +3026,7 @@
         <w:rPr>
           <w:i/>
         </w:rPr>
-        <w:t>Medición catastral de las 15 comunidades de Sector 3: 2,499.12 ha, cada predio contado una sola vez.</w:t>
+        <w:t>Medición catastral de las 15 comunidades de Sector 3: 2.499,12 ha, cada predio contado una sola vez.</w:t>
       </w:r>
     </w:p>
     <w:p>
@@ -3103,7 +3103,7 @@
         <w:rPr>
           <w:i/>
         </w:rPr>
-        <w:t>Todas las fichas del corte (cada ficha es un predio). 1,176 fichas. Las cinco especies con más cabezas. No incluye la explotación avícola industrial de 60,000 aves de Asociación Rosalía.</w:t>
+        <w:t>Todas las fichas del corte (cada ficha es un predio). 1.176 fichas. Las cinco especies con más cabezas. No incluye la explotación avícola industrial de 60.000 aves de Asociación Rosalía.</w:t>
       </w:r>
     </w:p>
     <w:p>
@@ -3180,7 +3180,7 @@
         <w:rPr>
           <w:i/>
         </w:rPr>
-        <w:t>Todas las fichas del corte (cada ficha es un predio). 1,176 fichas. Registros de cultivo por destino; un cultivo puede declarar más de uno.</w:t>
+        <w:t>Todas las fichas del corte (cada ficha es un predio). 1.176 fichas. Registros de cultivo por destino; un cultivo puede declarar más de uno.</w:t>
       </w:r>
     </w:p>
     <w:p>
@@ -3334,7 +3334,7 @@
         <w:rPr>
           <w:i/>
         </w:rPr>
-        <w:t>Fichas principales (una por titular entrevistado). 2,626 hijos en 742 familias, 3.5 por familia.</w:t>
+        <w:t>Fichas principales (una por titular entrevistado). 2.626 hijos en 742 familias, 3,5 por familia.</w:t>
       </w:r>
     </w:p>
     <w:p>
@@ -3488,7 +3488,7 @@
         <w:rPr>
           <w:i/>
         </w:rPr>
-        <w:t>Todas las fichas del corte (cada ficha es un predio). 1,176 fichas. Promedio simple del porcentaje declarado en cada ficha, redondeado a enteros.</w:t>
+        <w:t>Todas las fichas del corte (cada ficha es un predio). 1.176 fichas. Promedio simple del porcentaje declarado en cada ficha, redondeado a enteros.</w:t>
       </w:r>
     </w:p>
     <w:p>
@@ -3565,7 +3565,7 @@
         <w:rPr>
           <w:i/>
         </w:rPr>
-        <w:t>Todas las fichas del corte (cada ficha es un predio). 1,176 fichas. Los doce cultivos con más registros, de 2,136.</w:t>
+        <w:t>Todas las fichas del corte (cada ficha es un predio). 1.176 fichas. Los doce cultivos con más registros, de 2.136.</w:t>
       </w:r>
     </w:p>
     <w:p>
@@ -3719,7 +3719,7 @@
         <w:rPr>
           <w:i/>
         </w:rPr>
-        <w:t>Todas las fichas del corte (cada ficha es un predio). 1,176 fichas.</w:t>
+        <w:t>Todas las fichas del corte (cada ficha es un predio). 1.176 fichas.</w:t>
       </w:r>
     </w:p>
     <w:p>
